--- a/Project4_ACD.docx
+++ b/Project4_ACD.docx
@@ -1127,21 +1127,7 @@
                 <w:szCs w:val="18"/>
               </w:rPr>
               <w:lastRenderedPageBreak/>
-              <w:t xml:space="preserve"># This </w:t>
-            </w:r>
-            <w:r>
-              <w:rPr>
-                <w:sz w:val="18"/>
-                <w:szCs w:val="18"/>
-              </w:rPr>
-              <w:t>creates</w:t>
-            </w:r>
-            <w:r>
-              <w:rPr>
-                <w:sz w:val="18"/>
-                <w:szCs w:val="18"/>
-              </w:rPr>
-              <w:t xml:space="preserve"> a new column with the product of the exposure, frequency, and historic loss ratio</w:t>
+              <w:t># This creates a new column with the product of the exposure, frequency, and historic loss ratio</w:t>
             </w:r>
           </w:p>
           <w:p>
@@ -2242,6 +2228,7 @@
                 <w:sz w:val="18"/>
                 <w:szCs w:val="18"/>
               </w:rPr>
+              <w:lastRenderedPageBreak/>
               <w:t># This then fills the NA's with the median so they don't throw off our data</w:t>
             </w:r>
           </w:p>
@@ -2570,21 +2557,7 @@
                 <w:sz w:val="18"/>
                 <w:szCs w:val="18"/>
               </w:rPr>
-              <w:t xml:space="preserve">s section of code scales our new risk column to 0-100 so it is </w:t>
-            </w:r>
-            <w:r>
-              <w:rPr>
-                <w:sz w:val="18"/>
-                <w:szCs w:val="18"/>
-              </w:rPr>
-              <w:t>like</w:t>
-            </w:r>
-            <w:r>
-              <w:rPr>
-                <w:sz w:val="18"/>
-                <w:szCs w:val="18"/>
-              </w:rPr>
-              <w:t xml:space="preserve"> the original NRI risk score, so it is easier to compare side by size. It uses the sklearn.preprocessing import like the rest of the scaling.</w:t>
+              <w:t>s section of code scales our new risk column to 0-100 so it is like the original NRI risk score, so it is easier to compare side by size. It uses the sklearn.preprocessing import like the rest of the scaling.</w:t>
             </w:r>
           </w:p>
         </w:tc>
@@ -2991,21 +2964,7 @@
                 <w:sz w:val="18"/>
                 <w:szCs w:val="18"/>
               </w:rPr>
-              <w:t xml:space="preserve">This section of code calculates our </w:t>
-            </w:r>
-            <w:r>
-              <w:rPr>
-                <w:sz w:val="18"/>
-                <w:szCs w:val="18"/>
-              </w:rPr>
-              <w:t>hurricane</w:t>
-            </w:r>
-            <w:r>
-              <w:rPr>
-                <w:sz w:val="18"/>
-                <w:szCs w:val="18"/>
-              </w:rPr>
-              <w:t xml:space="preserve"> hazard section of our equation. A new column storing these raw values is the total exposure * the annual frequency * the historic loss ratio.</w:t>
+              <w:t>This section of code calculates our hurricane hazard section of our equation. A new column storing these raw values is the total exposure * the annual frequency * the historic loss ratio.</w:t>
             </w:r>
           </w:p>
         </w:tc>
@@ -4111,21 +4070,7 @@
                 <w:sz w:val="18"/>
                 <w:szCs w:val="18"/>
               </w:rPr>
-              <w:t xml:space="preserve">This plots the stored data we just made. It sets data used in the map to be the column carrying the </w:t>
-            </w:r>
-            <w:r>
-              <w:rPr>
-                <w:sz w:val="18"/>
-                <w:szCs w:val="18"/>
-              </w:rPr>
-              <w:t xml:space="preserve">our </w:t>
-            </w:r>
-            <w:r>
-              <w:rPr>
-                <w:sz w:val="18"/>
-                <w:szCs w:val="18"/>
-              </w:rPr>
-              <w:t>risk score for this hazard. It also sets the color gradient, the legend attributes, and what to do with missing data.</w:t>
+              <w:t>This plots the stored data we just made. It sets data used in the map to be the column carrying the our risk score for this hazard. It also sets the color gradient, the legend attributes, and what to do with missing data.</w:t>
             </w:r>
           </w:p>
         </w:tc>
@@ -4285,35 +4230,7 @@
                 <w:szCs w:val="18"/>
               </w:rPr>
               <w:lastRenderedPageBreak/>
-              <w:t xml:space="preserve">This adjusts the map space for the </w:t>
-            </w:r>
-            <w:r>
-              <w:rPr>
-                <w:sz w:val="18"/>
-                <w:szCs w:val="18"/>
-              </w:rPr>
-              <w:t>right</w:t>
-            </w:r>
-            <w:r>
-              <w:rPr>
-                <w:sz w:val="18"/>
-                <w:szCs w:val="18"/>
-              </w:rPr>
-              <w:t xml:space="preserve"> figure to only include the state in the map. It creates bounds that are retrieved by finding the max and min x and y of the state </w:t>
-            </w:r>
-            <w:r>
-              <w:rPr>
-                <w:sz w:val="18"/>
-                <w:szCs w:val="18"/>
-              </w:rPr>
-              <w:t>data,</w:t>
-            </w:r>
-            <w:r>
-              <w:rPr>
-                <w:sz w:val="18"/>
-                <w:szCs w:val="18"/>
-              </w:rPr>
-              <w:t xml:space="preserve"> so the map space perfectly includes the whole state.</w:t>
+              <w:t>This adjusts the map space for the right figure to only include the state in the map. It creates bounds that are retrieved by finding the max and min x and y of the state data, so the map space perfectly includes the whole state.</w:t>
             </w:r>
           </w:p>
         </w:tc>
@@ -4868,21 +4785,7 @@
                 <w:sz w:val="18"/>
                 <w:szCs w:val="18"/>
               </w:rPr>
-              <w:t xml:space="preserve"> code first arranges the x axis to include the risk values for from the top risk data. It sets the </w:t>
-            </w:r>
-            <w:r>
-              <w:rPr>
-                <w:sz w:val="18"/>
-                <w:szCs w:val="18"/>
-              </w:rPr>
-              <w:t>right</w:t>
-            </w:r>
-            <w:r>
-              <w:rPr>
-                <w:sz w:val="18"/>
-                <w:szCs w:val="18"/>
-              </w:rPr>
-              <w:t xml:space="preserve"> graph to have the NRI score as blue and our risk score as orange. It creates the tick marks, rotates the axis labels, and creates the legend, axis labels, and a title.</w:t>
+              <w:t xml:space="preserve"> code first arranges the x axis to include the risk values for from the top risk data. It sets the right graph to have the NRI score as blue and our risk score as orange. It creates the tick marks, rotates the axis labels, and creates the legend, axis labels, and a title.</w:t>
             </w:r>
           </w:p>
         </w:tc>
@@ -5407,21 +5310,7 @@
                 <w:sz w:val="18"/>
                 <w:szCs w:val="18"/>
               </w:rPr>
-              <w:t xml:space="preserve">This plots the stored data we just made. It sets data used in the map to be the column carrying </w:t>
-            </w:r>
-            <w:r>
-              <w:rPr>
-                <w:sz w:val="18"/>
-                <w:szCs w:val="18"/>
-              </w:rPr>
-              <w:t>our</w:t>
-            </w:r>
-            <w:r>
-              <w:rPr>
-                <w:sz w:val="18"/>
-                <w:szCs w:val="18"/>
-              </w:rPr>
-              <w:t xml:space="preserve"> risk score for this hazard. It also sets the color gradient, the legend attributes, and what to do with missing data.</w:t>
+              <w:t>This plots the stored data we just made. It sets data used in the map to be the column carrying our risk score for this hazard. It also sets the color gradient, the legend attributes, and what to do with missing data.</w:t>
             </w:r>
           </w:p>
         </w:tc>
@@ -8621,6 +8510,157 @@
                 <w:szCs w:val="18"/>
               </w:rPr>
               <w:t xml:space="preserve"> code first arranges the x axis to include the risk values for from the top risk data. It sets the right graph to have the NRI score as blue and our risk score as orange. It creates the tick marks, rotates the axis labels, and creates the legend, axis labels, and a title.</w:t>
+            </w:r>
+          </w:p>
+        </w:tc>
+      </w:tr>
+      <w:tr>
+        <w:trPr>
+          <w:trHeight w:val="473"/>
+        </w:trPr>
+        <w:tc>
+          <w:tcPr>
+            <w:tcW w:w="7375" w:type="dxa"/>
+          </w:tcPr>
+          <w:p>
+            <w:pPr>
+              <w:rPr>
+                <w:sz w:val="18"/>
+                <w:szCs w:val="18"/>
+              </w:rPr>
+            </w:pPr>
+            <w:r>
+              <w:rPr>
+                <w:sz w:val="18"/>
+                <w:szCs w:val="18"/>
+              </w:rPr>
+              <w:t>fl_complete_data.to_csv("Florida_merged_cleaned_data.csv", index=False)</w:t>
+            </w:r>
+          </w:p>
+          <w:p>
+            <w:pPr>
+              <w:rPr>
+                <w:sz w:val="18"/>
+                <w:szCs w:val="18"/>
+              </w:rPr>
+            </w:pPr>
+            <w:r>
+              <w:rPr>
+                <w:sz w:val="18"/>
+                <w:szCs w:val="18"/>
+              </w:rPr>
+              <w:t>wy_complete_data.to_csv("Wyoming_merged_cleaned_data.csv", index=False)</w:t>
+            </w:r>
+          </w:p>
+          <w:p>
+            <w:pPr>
+              <w:rPr>
+                <w:sz w:val="18"/>
+                <w:szCs w:val="18"/>
+              </w:rPr>
+            </w:pPr>
+            <w:r>
+              <w:rPr>
+                <w:sz w:val="18"/>
+                <w:szCs w:val="18"/>
+              </w:rPr>
+              <w:t>la_complete_data.to_csv("Louisiana_merged_cleaned_data.csv", index=False)</w:t>
+            </w:r>
+          </w:p>
+          <w:p>
+            <w:pPr>
+              <w:rPr>
+                <w:sz w:val="18"/>
+                <w:szCs w:val="18"/>
+              </w:rPr>
+            </w:pPr>
+          </w:p>
+          <w:p>
+            <w:pPr>
+              <w:rPr>
+                <w:sz w:val="18"/>
+                <w:szCs w:val="18"/>
+              </w:rPr>
+            </w:pPr>
+            <w:r>
+              <w:rPr>
+                <w:sz w:val="18"/>
+                <w:szCs w:val="18"/>
+              </w:rPr>
+              <w:t>fl_tracts_clean.to_csv("Florida_merged_cleaned_tracts.csv", index=False)</w:t>
+            </w:r>
+          </w:p>
+          <w:p>
+            <w:pPr>
+              <w:rPr>
+                <w:sz w:val="18"/>
+                <w:szCs w:val="18"/>
+              </w:rPr>
+            </w:pPr>
+            <w:r>
+              <w:rPr>
+                <w:sz w:val="18"/>
+                <w:szCs w:val="18"/>
+              </w:rPr>
+              <w:t>wy_tracts_clean.to_csv("Wyoming_merged_cleaned_tracts.csv", index=False)</w:t>
+            </w:r>
+          </w:p>
+          <w:p>
+            <w:pPr>
+              <w:rPr>
+                <w:sz w:val="18"/>
+                <w:szCs w:val="18"/>
+              </w:rPr>
+            </w:pPr>
+            <w:r>
+              <w:rPr>
+                <w:sz w:val="18"/>
+                <w:szCs w:val="18"/>
+              </w:rPr>
+              <w:t>la_tracts_clean.to_csv("Louisiana_merged_cleaned_tracts.csv", index=False)</w:t>
+            </w:r>
+          </w:p>
+          <w:p>
+            <w:pPr>
+              <w:rPr>
+                <w:sz w:val="18"/>
+                <w:szCs w:val="18"/>
+              </w:rPr>
+            </w:pPr>
+          </w:p>
+          <w:p>
+            <w:pPr>
+              <w:rPr>
+                <w:sz w:val="18"/>
+                <w:szCs w:val="18"/>
+              </w:rPr>
+            </w:pPr>
+            <w:r>
+              <w:rPr>
+                <w:sz w:val="18"/>
+                <w:szCs w:val="18"/>
+              </w:rPr>
+              <w:t>print("Data downloaded in csv's")</w:t>
+            </w:r>
+          </w:p>
+        </w:tc>
+        <w:tc>
+          <w:tcPr>
+            <w:tcW w:w="3415" w:type="dxa"/>
+          </w:tcPr>
+          <w:p>
+            <w:pPr>
+              <w:rPr>
+                <w:sz w:val="18"/>
+                <w:szCs w:val="18"/>
+              </w:rPr>
+            </w:pPr>
+            <w:r>
+              <w:rPr>
+                <w:sz w:val="18"/>
+                <w:szCs w:val="18"/>
+              </w:rPr>
+              <w:t>This code simply exports the merged and clen data and tracts to csv’s to your computer.</w:t>
             </w:r>
           </w:p>
         </w:tc>
